--- a/policies/build/preview_hco/HCO.ROM.1_v2_preview.docx
+++ b/policies/build/preview_hco/HCO.ROM.1_v2_preview.docx
@@ -1319,7 +1319,7 @@
           <w:sz w:val="22"/>
           <w:szCs w:val="22"/>
         </w:rPr>
-        <w:t xml:space="preserve">Method note (from guidebook interpretation): Clinical governance framework shall consist of patient safety, medication safety, clinical audits, clinical pathways, clinical indicators, education and research. il CORE ty.</w:t>
+        <w:t xml:space="preserve">Method note (from guidebook interpretation): Clinical governance framework shall consist of patient safety, medication safety, clinical audits, clinical pathways, clinical indicators, education and research.</w:t>
       </w:r>
     </w:p>
     <w:p>

--- a/policies/build/preview_hco/HCO.ROM.1_v2_preview.docx
+++ b/policies/build/preview_hco/HCO.ROM.1_v2_preview.docx
@@ -773,7 +773,7 @@
           <w:sz w:val="22"/>
           <w:szCs w:val="22"/>
         </w:rPr>
-        <w:t xml:space="preserve">Boundaries: do not copy SHCO equivalent-chapter wording. Do not overwrite HCO AAC, COP, MOM, PRE, IPC or PSQ policies. Spell out abbreviations on first use in training materials. OE counts/levels/asterisks stay with the official portal Standards PDF. Method notes come from the Guidebook Interpretation paragraphs (scanned PDF md5 2c4489ee98de4ae9b49cba168ea9f42a).</w:t>
+        <w:t xml:space="preserve">Boundaries: do not overwrite HCO AAC, COP, MOM, PRE, IPC or PSQ policies. Spell out abbreviations on first use in training materials. OE counts/levels/asterisks stay with the official portal Standards PDF. Method notes come from the Guidebook Interpretation paragraphs (scanned PDF md5 2c4489ee98de4ae9b49cba168ea9f42a).</w:t>
       </w:r>
     </w:p>
     <w:p>
@@ -827,7 +827,7 @@
           <w:sz w:val="22"/>
           <w:szCs w:val="22"/>
         </w:rPr>
-        <w:t xml:space="preserve">1. Do not skip: Those responsible for governance are identified and their roles and responsibilities are defined and docume...</w:t>
+        <w:t xml:space="preserve">1. Do not skip: Those responsible for governance are identified and their roles and responsibilities are defined and...</w:t>
       </w:r>
     </w:p>
     <w:p>
@@ -851,7 +851,7 @@
           <w:sz w:val="22"/>
           <w:szCs w:val="22"/>
         </w:rPr>
-        <w:t xml:space="preserve">3. Do not skip: Those responsible for governance approve the documented strategic and operational plans and the organisatio...</w:t>
+        <w:t xml:space="preserve">3. Do not skip: Those responsible for governance approve the documented strategic and operational plans and the...</w:t>
       </w:r>
     </w:p>
     <w:p>
@@ -887,7 +887,7 @@
           <w:sz w:val="22"/>
           <w:szCs w:val="22"/>
         </w:rPr>
-        <w:t xml:space="preserve">6. Do not skip: Those responsible for governance support safety initiatives, clinical governance framework and quality impr...</w:t>
+        <w:t xml:space="preserve">6. Do not skip: Those responsible for governance support safety initiatives, clinical governance framework and quality...</w:t>
       </w:r>
     </w:p>
     <w:p>
@@ -953,7 +953,7 @@
         <w:spacing w:after="100" w:before="220"/>
       </w:pPr>
       <w:r>
-        <w:t xml:space="preserve">5.1 Those responsible for governance are identified and their roles and r...</w:t>
+        <w:t xml:space="preserve">5.1 Those responsible for governance are identified and their roles and...</w:t>
       </w:r>
     </w:p>
     <w:p>
@@ -1022,7 +1022,7 @@
         <w:spacing w:after="100" w:before="220"/>
       </w:pPr>
       <w:r>
-        <w:t xml:space="preserve">5.2 Those responsible for governance lay down the organisation’s vision, ...</w:t>
+        <w:t xml:space="preserve">5.2 Those responsible for governance lay down the organisation’s vision...</w:t>
       </w:r>
     </w:p>
     <w:p>
@@ -1136,7 +1136,7 @@
         <w:spacing w:after="100" w:before="220"/>
       </w:pPr>
       <w:r>
-        <w:t xml:space="preserve">5.4 Those responsible for governance monitor and measure the performance ...</w:t>
+        <w:t xml:space="preserve">5.4 Those responsible for governance monitor and measure the performance of...</w:t>
       </w:r>
     </w:p>
     <w:p>
@@ -1181,7 +1181,7 @@
         <w:spacing w:after="100" w:before="220"/>
       </w:pPr>
       <w:r>
-        <w:t xml:space="preserve">5.5 Those responsible for governance appoint the senior leaders in the or...</w:t>
+        <w:t xml:space="preserve">5.5 Those responsible for governance appoint the senior leaders in the...</w:t>
       </w:r>
     </w:p>
     <w:p>
@@ -1283,7 +1283,7 @@
         <w:spacing w:after="100" w:before="220"/>
       </w:pPr>
       <w:r>
-        <w:t xml:space="preserve">5.7 Those responsible for governance shall develop clinical governance fr...</w:t>
+        <w:t xml:space="preserve">5.7 Those responsible for governance shall develop clinical governance...</w:t>
       </w:r>
     </w:p>
     <w:p>
@@ -1328,7 +1328,7 @@
         <w:spacing w:after="100" w:before="220"/>
       </w:pPr>
       <w:r>
-        <w:t xml:space="preserve">5.8 Those responsible for governance support the ethical management frame...</w:t>
+        <w:t xml:space="preserve">5.8 Those responsible for governance support the ethical management...</w:t>
       </w:r>
     </w:p>
     <w:p>
@@ -1419,6 +1419,20 @@
       </w:pPr>
       <w:r>
         <w:t xml:space="preserve">6. Governance and responsibility</w:t>
+      </w:r>
+    </w:p>
+    <w:p>
+      <w:pPr>
+        <w:spacing w:after="20" w:before="100"/>
+      </w:pPr>
+      <w:r>
+        <w:rPr>
+          <w:b/>
+          <w:bCs/>
+          <w:sz w:val="22"/>
+          <w:szCs w:val="22"/>
+        </w:rPr>
+        <w:t xml:space="preserve">Medical Superintendent</w:t>
       </w:r>
     </w:p>
     <w:p>
@@ -1435,7 +1449,7 @@
           <w:sz w:val="22"/>
           <w:szCs w:val="22"/>
         </w:rPr>
-        <w:t xml:space="preserve">Medical Superintendent</w:t>
+        <w:t xml:space="preserve">Accountable that ROM.1 is resourced and followed.</w:t>
       </w:r>
     </w:p>
     <w:p>
@@ -1452,7 +1466,21 @@
           <w:sz w:val="22"/>
           <w:szCs w:val="22"/>
         </w:rPr>
-        <w:t xml:space="preserve">Accountable that ROM.1 is resourced and followed.</w:t>
+        <w:t xml:space="preserve">Acts as the person heading the organisation unless «those responsible for governance» have appointed another leader.</w:t>
+      </w:r>
+    </w:p>
+    <w:p>
+      <w:pPr>
+        <w:spacing w:after="20" w:before="100"/>
+      </w:pPr>
+      <w:r>
+        <w:rPr>
+          <w:b/>
+          <w:bCs/>
+          <w:sz w:val="22"/>
+          <w:szCs w:val="22"/>
+        </w:rPr>
+        <w:t xml:space="preserve">Medical Superintendent</w:t>
       </w:r>
     </w:p>
     <w:p>
@@ -1469,7 +1497,21 @@
           <w:sz w:val="22"/>
           <w:szCs w:val="22"/>
         </w:rPr>
-        <w:t xml:space="preserve">Acts as the person heading the organisation unless «those responsible for governance» have appointed another leader.</w:t>
+        <w:t xml:space="preserve">Owns day-to-day implementation and records for this standard.</w:t>
+      </w:r>
+    </w:p>
+    <w:p>
+      <w:pPr>
+        <w:spacing w:after="20" w:before="100"/>
+      </w:pPr>
+      <w:r>
+        <w:rPr>
+          <w:b/>
+          <w:bCs/>
+          <w:sz w:val="22"/>
+          <w:szCs w:val="22"/>
+        </w:rPr>
+        <w:t xml:space="preserve">those responsible for governance</w:t>
       </w:r>
     </w:p>
     <w:p>
@@ -1486,7 +1528,21 @@
           <w:sz w:val="22"/>
           <w:szCs w:val="22"/>
         </w:rPr>
-        <w:t xml:space="preserve">Medical Superintendent</w:t>
+        <w:t xml:space="preserve">Hold the duties ROM.1 assigns to the governing entity.</w:t>
+      </w:r>
+    </w:p>
+    <w:p>
+      <w:pPr>
+        <w:spacing w:after="20" w:before="100"/>
+      </w:pPr>
+      <w:r>
+        <w:rPr>
+          <w:b/>
+          <w:bCs/>
+          <w:sz w:val="22"/>
+          <w:szCs w:val="22"/>
+        </w:rPr>
+        <w:t xml:space="preserve">Quality Coordinator</w:t>
       </w:r>
     </w:p>
     <w:p>
@@ -1503,7 +1559,21 @@
           <w:sz w:val="22"/>
           <w:szCs w:val="22"/>
         </w:rPr>
-        <w:t xml:space="preserve">Owns day-to-day implementation and records for this standard.</w:t>
+        <w:t xml:space="preserve">Audits this policy «quarterly»; holds training acknowledgements; supports dashboards and committee reviews as this standard requires.</w:t>
+      </w:r>
+    </w:p>
+    <w:p>
+      <w:pPr>
+        <w:spacing w:after="20" w:before="100"/>
+      </w:pPr>
+      <w:r>
+        <w:rPr>
+          <w:b/>
+          <w:bCs/>
+          <w:sz w:val="22"/>
+          <w:szCs w:val="22"/>
+        </w:rPr>
+        <w:t xml:space="preserve">departmental leaders</w:t>
       </w:r>
     </w:p>
     <w:p>
@@ -1520,7 +1590,28 @@
           <w:sz w:val="22"/>
           <w:szCs w:val="22"/>
         </w:rPr>
-        <w:t xml:space="preserve">those responsible for governance</w:t>
+        <w:t xml:space="preserve">Run the department-level duties this standard names.</w:t>
+      </w:r>
+    </w:p>
+    <w:p>
+      <w:pPr>
+        <w:pStyle w:val="Heading1"/>
+        <w:spacing w:after="120" w:before="280"/>
+      </w:pPr>
+      <w:r>
+        <w:t xml:space="preserve">7. Quality monitoring (RCA → CAPA)</w:t>
+      </w:r>
+    </w:p>
+    <w:p>
+      <w:pPr>
+        <w:spacing w:after="140"/>
+      </w:pPr>
+      <w:r>
+        <w:rPr>
+          <w:sz w:val="22"/>
+          <w:szCs w:val="22"/>
+        </w:rPr>
+        <w:t xml:space="preserve">The Quality Coordinator audits this policy «quarterly». The audit reviews:</w:t>
       </w:r>
     </w:p>
     <w:p>
@@ -1537,7 +1628,7 @@
           <w:sz w:val="22"/>
           <w:szCs w:val="22"/>
         </w:rPr>
-        <w:t xml:space="preserve">Hold the duties ROM.1 assigns to the governing entity.</w:t>
+        <w:t xml:space="preserve">Records for a sample of this standard's objective elements, checked against the What-we-do steps.</w:t>
       </w:r>
     </w:p>
     <w:p>
@@ -1554,7 +1645,7 @@
           <w:sz w:val="22"/>
           <w:szCs w:val="22"/>
         </w:rPr>
-        <w:t xml:space="preserve">Quality Coordinator</w:t>
+        <w:t xml:space="preserve">Documentary evidence is on file for each asterisked objective element in the sample.</w:t>
       </w:r>
     </w:p>
     <w:p>
@@ -1571,7 +1662,7 @@
           <w:sz w:val="22"/>
           <w:szCs w:val="22"/>
         </w:rPr>
-        <w:t xml:space="preserve">Audits this policy «quarterly»; holds training acknowledgements; supports dashboards and committee reviews as this standard requires.</w:t>
+        <w:t xml:space="preserve">CORE objective elements show no critical gaps in the sample.</w:t>
       </w:r>
     </w:p>
     <w:p>
@@ -1588,125 +1679,19 @@
           <w:sz w:val="22"/>
           <w:szCs w:val="22"/>
         </w:rPr>
-        <w:t xml:space="preserve">departmental leaders</w:t>
-      </w:r>
-    </w:p>
-    <w:p>
-      <w:pPr>
-        <w:pStyle w:val="ListParagraph"/>
-        <w:numPr>
-          <w:ilvl w:val="0"/>
-          <w:numId w:val="1"/>
-        </w:numPr>
-        <w:spacing w:after="60"/>
-      </w:pPr>
-      <w:r>
-        <w:rPr>
-          <w:sz w:val="22"/>
-          <w:szCs w:val="22"/>
-        </w:rPr>
-        <w:t xml:space="preserve">Run the department-level duties this standard names.</w:t>
-      </w:r>
-    </w:p>
-    <w:p>
-      <w:pPr>
-        <w:pStyle w:val="Heading1"/>
-        <w:spacing w:after="120" w:before="280"/>
-      </w:pPr>
-      <w:r>
-        <w:t xml:space="preserve">7. Quality monitoring (RCA → CAPA)</w:t>
-      </w:r>
-    </w:p>
-    <w:p>
-      <w:pPr>
-        <w:spacing w:after="140"/>
-      </w:pPr>
-      <w:r>
-        <w:rPr>
-          <w:sz w:val="22"/>
-          <w:szCs w:val="22"/>
-        </w:rPr>
-        <w:t xml:space="preserve">The Quality Coordinator audits this policy «quarterly».</w:t>
-      </w:r>
-    </w:p>
-    <w:p>
-      <w:pPr>
-        <w:spacing w:after="140"/>
-      </w:pPr>
-      <w:r>
-        <w:rPr>
-          <w:sz w:val="22"/>
-          <w:szCs w:val="22"/>
-        </w:rPr>
-        <w:t xml:space="preserve">What is monitored each quarter:</w:t>
-      </w:r>
-    </w:p>
-    <w:p>
-      <w:pPr>
-        <w:pStyle w:val="ListParagraph"/>
-        <w:numPr>
-          <w:ilvl w:val="0"/>
-          <w:numId w:val="1"/>
-        </w:numPr>
-        <w:spacing w:after="60"/>
-      </w:pPr>
-      <w:r>
-        <w:rPr>
-          <w:sz w:val="22"/>
-          <w:szCs w:val="22"/>
-        </w:rPr>
-        <w:t xml:space="preserve">Sample of records for each OE ROM.1.a–i.</w:t>
-      </w:r>
-    </w:p>
-    <w:p>
-      <w:pPr>
-        <w:pStyle w:val="ListParagraph"/>
-        <w:numPr>
-          <w:ilvl w:val="0"/>
-          <w:numId w:val="1"/>
-        </w:numPr>
-        <w:spacing w:after="60"/>
-      </w:pPr>
-      <w:r>
-        <w:rPr>
-          <w:sz w:val="22"/>
-          <w:szCs w:val="22"/>
-        </w:rPr>
-        <w:t xml:space="preserve">Asterisked elements (abcf) have document evidence as required.</w:t>
-      </w:r>
-    </w:p>
-    <w:p>
-      <w:pPr>
-        <w:pStyle w:val="ListParagraph"/>
-        <w:numPr>
-          <w:ilvl w:val="0"/>
-          <w:numId w:val="1"/>
-        </w:numPr>
-        <w:spacing w:after="60"/>
-      </w:pPr>
-      <w:r>
-        <w:rPr>
-          <w:sz w:val="22"/>
-          <w:szCs w:val="22"/>
-        </w:rPr>
-        <w:t xml:space="preserve">CORE elements (a) show no critical gaps in the sample.</w:t>
-      </w:r>
-    </w:p>
-    <w:p>
-      <w:pPr>
-        <w:pStyle w:val="ListParagraph"/>
-        <w:numPr>
-          <w:ilvl w:val="0"/>
-          <w:numId w:val="1"/>
-        </w:numPr>
-        <w:spacing w:after="60"/>
-      </w:pPr>
-      <w:r>
-        <w:rPr>
-          <w:sz w:val="22"/>
-          <w:szCs w:val="22"/>
-        </w:rPr>
         <w:t xml:space="preserve">Stop-work events (if any) are logged with outcome.</w:t>
+      </w:r>
+    </w:p>
+    <w:p>
+      <w:pPr>
+        <w:spacing w:after="140"/>
+      </w:pPr>
+      <w:r>
+        <w:rPr>
+          <w:sz w:val="22"/>
+          <w:szCs w:val="22"/>
+        </w:rPr>
+        <w:t xml:space="preserve">Root-cause analysis is required when a gap found in this audit remains open beyond «90 days».</w:t>
       </w:r>
     </w:p>
     <w:p>
@@ -3627,7 +3612,7 @@
           <w:sz w:val="22"/>
           <w:szCs w:val="22"/>
         </w:rPr>
-        <w:t xml:space="preserve">Records showing ROM.1.a was followed for sampled cases.</w:t>
+        <w:t xml:space="preserve">Named list of those responsible for governance, with each member's role and responsibility documented.</w:t>
       </w:r>
     </w:p>
     <w:p>
@@ -3644,7 +3629,7 @@
           <w:sz w:val="22"/>
           <w:szCs w:val="22"/>
         </w:rPr>
-        <w:t xml:space="preserve">Written guidance / protocol referenced for this element (where required).</w:t>
+        <w:t xml:space="preserve">Governance resolution or minute formally identifying the list.</w:t>
       </w:r>
     </w:p>
     <w:p>
@@ -3661,7 +3646,16 @@
           <w:sz w:val="22"/>
           <w:szCs w:val="22"/>
         </w:rPr>
-        <w:t xml:space="preserve">Audit sample notes for ROM.1.a reviewed «quarterly».</w:t>
+        <w:t xml:space="preserve">Dated record of the last review or update of the list.</w:t>
+      </w:r>
+    </w:p>
+    <w:p>
+      <w:pPr>
+        <w:pStyle w:val="Heading2"/>
+        <w:spacing w:after="100" w:before="220"/>
+      </w:pPr>
+      <w:r>
+        <w:t xml:space="preserve">ROM.1.b — Those responsible for governance lay down the organisation’s vision, mission and values.</w:t>
       </w:r>
     </w:p>
     <w:p>
@@ -3678,7 +3672,7 @@
           <w:sz w:val="22"/>
           <w:szCs w:val="22"/>
         </w:rPr>
-        <w:t xml:space="preserve">Documented evidence specifically required by the asterisked objective element.</w:t>
+        <w:t xml:space="preserve">Governance-approved vision, mission and values statement, with approval date.</w:t>
       </w:r>
     </w:p>
     <w:p>
@@ -3695,16 +3689,7 @@
           <w:sz w:val="22"/>
           <w:szCs w:val="22"/>
         </w:rPr>
-        <w:t xml:space="preserve">CORE-element sample with no critical gaps in the quarter under review.</w:t>
-      </w:r>
-    </w:p>
-    <w:p>
-      <w:pPr>
-        <w:pStyle w:val="Heading2"/>
-        <w:spacing w:after="100" w:before="220"/>
-      </w:pPr>
-      <w:r>
-        <w:t xml:space="preserve">ROM.1.b — Those responsible for governance lay down the organisation’s vision, mission and values.</w:t>
+        <w:t xml:space="preserve">Evidence of public display — photograph or location log, website page, or induction-pack copy.</w:t>
       </w:r>
     </w:p>
     <w:p>
@@ -3721,7 +3706,16 @@
           <w:sz w:val="22"/>
           <w:szCs w:val="22"/>
         </w:rPr>
-        <w:t xml:space="preserve">Records showing ROM.1.b was followed for sampled cases.</w:t>
+        <w:t xml:space="preserve">Record of when the statement was last reviewed or reaffirmed.</w:t>
+      </w:r>
+    </w:p>
+    <w:p>
+      <w:pPr>
+        <w:pStyle w:val="Heading2"/>
+        <w:spacing w:after="100" w:before="220"/>
+      </w:pPr>
+      <w:r>
+        <w:t xml:space="preserve">ROM.1.c — Those responsible for governance approve the documented strategic and operational plans and the organisation’s annual budget.</w:t>
       </w:r>
     </w:p>
     <w:p>
@@ -3738,7 +3732,7 @@
           <w:sz w:val="22"/>
           <w:szCs w:val="22"/>
         </w:rPr>
-        <w:t xml:space="preserve">Written guidance / protocol referenced for this element (where required).</w:t>
+        <w:t xml:space="preserve">Governance minutes approving the strategic plan, operational plan and annual budget before the cycle starts.</w:t>
       </w:r>
     </w:p>
     <w:p>
@@ -3755,7 +3749,7 @@
           <w:sz w:val="22"/>
           <w:szCs w:val="22"/>
         </w:rPr>
-        <w:t xml:space="preserve">Audit sample notes for ROM.1.b reviewed «quarterly».</w:t>
+        <w:t xml:space="preserve">The approved strategic plan, operational plan and budget documents themselves.</w:t>
       </w:r>
     </w:p>
     <w:p>
@@ -3772,7 +3766,7 @@
           <w:sz w:val="22"/>
           <w:szCs w:val="22"/>
         </w:rPr>
-        <w:t xml:space="preserve">Documented evidence specifically required by the asterisked objective element.</w:t>
+        <w:t xml:space="preserve">Dated resolution or sign-off evidencing approval, not just circulation.</w:t>
       </w:r>
     </w:p>
     <w:p>
@@ -3781,7 +3775,7 @@
         <w:spacing w:after="100" w:before="220"/>
       </w:pPr>
       <w:r>
-        <w:t xml:space="preserve">ROM.1.c — Those responsible for governance approve the documented strategic and operational plans and the organisation’s annual budget.</w:t>
+        <w:t xml:space="preserve">ROM.1.d — Those responsible for governance monitor and measure the performance of the organisation against the stated mission.</w:t>
       </w:r>
     </w:p>
     <w:p>
@@ -3798,7 +3792,7 @@
           <w:sz w:val="22"/>
           <w:szCs w:val="22"/>
         </w:rPr>
-        <w:t xml:space="preserve">Records showing ROM.1.c was followed for sampled cases.</w:t>
+        <w:t xml:space="preserve">Quarterly performance dashboard pack presented to governance.</w:t>
       </w:r>
     </w:p>
     <w:p>
@@ -3815,7 +3809,7 @@
           <w:sz w:val="22"/>
           <w:szCs w:val="22"/>
         </w:rPr>
-        <w:t xml:space="preserve">Written guidance / protocol referenced for this element (where required).</w:t>
+        <w:t xml:space="preserve">Governance minutes recording what was reviewed and any decision taken.</w:t>
       </w:r>
     </w:p>
     <w:p>
@@ -3832,7 +3826,16 @@
           <w:sz w:val="22"/>
           <w:szCs w:val="22"/>
         </w:rPr>
-        <w:t xml:space="preserve">Audit sample notes for ROM.1.c reviewed «quarterly».</w:t>
+        <w:t xml:space="preserve">Annual performance-review report measured against the stated mission.</w:t>
+      </w:r>
+    </w:p>
+    <w:p>
+      <w:pPr>
+        <w:pStyle w:val="Heading2"/>
+        <w:spacing w:after="100" w:before="220"/>
+      </w:pPr>
+      <w:r>
+        <w:t xml:space="preserve">ROM.1.e — Those responsible for governance appoint the senior leaders in the organisation.</w:t>
       </w:r>
     </w:p>
     <w:p>
@@ -3849,16 +3852,7 @@
           <w:sz w:val="22"/>
           <w:szCs w:val="22"/>
         </w:rPr>
-        <w:t xml:space="preserve">Documented evidence specifically required by the asterisked objective element.</w:t>
-      </w:r>
-    </w:p>
-    <w:p>
-      <w:pPr>
-        <w:pStyle w:val="Heading2"/>
-        <w:spacing w:after="100" w:before="220"/>
-      </w:pPr>
-      <w:r>
-        <w:t xml:space="preserve">ROM.1.d — Those responsible for governance monitor and measure the performance of the organisation against the stated mission.</w:t>
+        <w:t xml:space="preserve">Appointment letters for senior leaders, including the person heading the organisation, with dates.</w:t>
       </w:r>
     </w:p>
     <w:p>
@@ -3875,7 +3869,7 @@
           <w:sz w:val="22"/>
           <w:szCs w:val="22"/>
         </w:rPr>
-        <w:t xml:space="preserve">Records showing ROM.1.d was followed for sampled cases.</w:t>
+        <w:t xml:space="preserve">Governance minutes recording the appointment decision.</w:t>
       </w:r>
     </w:p>
     <w:p>
@@ -3892,7 +3886,16 @@
           <w:sz w:val="22"/>
           <w:szCs w:val="22"/>
         </w:rPr>
-        <w:t xml:space="preserve">Written guidance / protocol referenced for this element (where required).</w:t>
+        <w:t xml:space="preserve">Current reporting-line document naming who each senior leader reports to.</w:t>
+      </w:r>
+    </w:p>
+    <w:p>
+      <w:pPr>
+        <w:pStyle w:val="Heading2"/>
+        <w:spacing w:after="100" w:before="220"/>
+      </w:pPr>
+      <w:r>
+        <w:t xml:space="preserve">ROM.1.f — Those responsible for governance support safety initiatives, clinical governance framework and quality improvement plans.</w:t>
       </w:r>
     </w:p>
     <w:p>
@@ -3909,16 +3912,7 @@
           <w:sz w:val="22"/>
           <w:szCs w:val="22"/>
         </w:rPr>
-        <w:t xml:space="preserve">Audit sample notes for ROM.1.d reviewed «quarterly».</w:t>
-      </w:r>
-    </w:p>
-    <w:p>
-      <w:pPr>
-        <w:pStyle w:val="Heading2"/>
-        <w:spacing w:after="100" w:before="220"/>
-      </w:pPr>
-      <w:r>
-        <w:t xml:space="preserve">ROM.1.e — Those responsible for governance appoint the senior leaders in the organisation.</w:t>
+        <w:t xml:space="preserve">Governance minutes showing safety, clinical-governance or quality-improvement reports were received.</w:t>
       </w:r>
     </w:p>
     <w:p>
@@ -3935,7 +3929,7 @@
           <w:sz w:val="22"/>
           <w:szCs w:val="22"/>
         </w:rPr>
-        <w:t xml:space="preserve">Records showing ROM.1.e was followed for sampled cases.</w:t>
+        <w:t xml:space="preserve">Budget line or resource allocation record supporting those initiatives.</w:t>
       </w:r>
     </w:p>
     <w:p>
@@ -3952,7 +3946,16 @@
           <w:sz w:val="22"/>
           <w:szCs w:val="22"/>
         </w:rPr>
-        <w:t xml:space="preserve">Written guidance / protocol referenced for this element (where required).</w:t>
+        <w:t xml:space="preserve">Decisions recorded in minutes in response to those reports.</w:t>
+      </w:r>
+    </w:p>
+    <w:p>
+      <w:pPr>
+        <w:pStyle w:val="Heading2"/>
+        <w:spacing w:after="100" w:before="220"/>
+      </w:pPr>
+      <w:r>
+        <w:t xml:space="preserve">ROM.1.g — Those responsible for governance shall develop clinical governance framework.</w:t>
       </w:r>
     </w:p>
     <w:p>
@@ -3969,16 +3972,7 @@
           <w:sz w:val="22"/>
           <w:szCs w:val="22"/>
         </w:rPr>
-        <w:t xml:space="preserve">Audit sample notes for ROM.1.e reviewed «quarterly».</w:t>
-      </w:r>
-    </w:p>
-    <w:p>
-      <w:pPr>
-        <w:pStyle w:val="Heading2"/>
-        <w:spacing w:after="100" w:before="220"/>
-      </w:pPr>
-      <w:r>
-        <w:t xml:space="preserve">ROM.1.f — Those responsible for governance support safety initiatives, clinical governance framework and quality improvement plans.</w:t>
+        <w:t xml:space="preserve">The written clinical-governance framework document (clinical audit, clinical pathways, education, research).</w:t>
       </w:r>
     </w:p>
     <w:p>
@@ -3995,7 +3989,7 @@
           <w:sz w:val="22"/>
           <w:szCs w:val="22"/>
         </w:rPr>
-        <w:t xml:space="preserve">Records showing ROM.1.f was followed for sampled cases.</w:t>
+        <w:t xml:space="preserve">Dated approval record naming who owns the framework.</w:t>
       </w:r>
     </w:p>
     <w:p>
@@ -4012,7 +4006,16 @@
           <w:sz w:val="22"/>
           <w:szCs w:val="22"/>
         </w:rPr>
-        <w:t xml:space="preserve">Written guidance / protocol referenced for this element (where required).</w:t>
+        <w:t xml:space="preserve">Evidence of periodic review or update of the framework.</w:t>
+      </w:r>
+    </w:p>
+    <w:p>
+      <w:pPr>
+        <w:pStyle w:val="Heading2"/>
+        <w:spacing w:after="100" w:before="220"/>
+      </w:pPr>
+      <w:r>
+        <w:t xml:space="preserve">ROM.1.h — Those responsible for governance support the ethical management framework of the organisation.</w:t>
       </w:r>
     </w:p>
     <w:p>
@@ -4029,7 +4032,7 @@
           <w:sz w:val="22"/>
           <w:szCs w:val="22"/>
         </w:rPr>
-        <w:t xml:space="preserve">Audit sample notes for ROM.1.f reviewed «quarterly».</w:t>
+        <w:t xml:space="preserve">Governance minutes showing an ethics issue was escalated to and considered by governance.</w:t>
       </w:r>
     </w:p>
     <w:p>
@@ -4046,16 +4049,7 @@
           <w:sz w:val="22"/>
           <w:szCs w:val="22"/>
         </w:rPr>
-        <w:t xml:space="preserve">Documented evidence specifically required by the asterisked objective element.</w:t>
-      </w:r>
-    </w:p>
-    <w:p>
-      <w:pPr>
-        <w:pStyle w:val="Heading2"/>
-        <w:spacing w:after="100" w:before="220"/>
-      </w:pPr>
-      <w:r>
-        <w:t xml:space="preserve">ROM.1.g — Those responsible for governance shall develop clinical governance framework.</w:t>
+        <w:t xml:space="preserve">Resource allocation record supporting the ethical-management framework.</w:t>
       </w:r>
     </w:p>
     <w:p>
@@ -4072,7 +4066,16 @@
           <w:sz w:val="22"/>
           <w:szCs w:val="22"/>
         </w:rPr>
-        <w:t xml:space="preserve">Records showing ROM.1.g was followed for sampled cases.</w:t>
+        <w:t xml:space="preserve">Decisions recorded on ethics matters raised.</w:t>
+      </w:r>
+    </w:p>
+    <w:p>
+      <w:pPr>
+        <w:pStyle w:val="Heading2"/>
+        <w:spacing w:after="100" w:before="220"/>
+      </w:pPr>
+      <w:r>
+        <w:t xml:space="preserve">ROM.1.i — Those responsible for governance inform the public of the quality and performance of services.</w:t>
       </w:r>
     </w:p>
     <w:p>
@@ -4089,7 +4092,7 @@
           <w:sz w:val="22"/>
           <w:szCs w:val="22"/>
         </w:rPr>
-        <w:t xml:space="preserve">Written guidance / protocol referenced for this element (where required).</w:t>
+        <w:t xml:space="preserve">Published quality/performance indicators, accreditation status, or the defined public-information set.</w:t>
       </w:r>
     </w:p>
     <w:p>
@@ -4106,16 +4109,7 @@
           <w:sz w:val="22"/>
           <w:szCs w:val="22"/>
         </w:rPr>
-        <w:t xml:space="preserve">Audit sample notes for ROM.1.g reviewed «quarterly».</w:t>
-      </w:r>
-    </w:p>
-    <w:p>
-      <w:pPr>
-        <w:pStyle w:val="Heading2"/>
-        <w:spacing w:after="100" w:before="220"/>
-      </w:pPr>
-      <w:r>
-        <w:t xml:space="preserve">ROM.1.h — Those responsible for governance support the ethical management framework of the organisation.</w:t>
+        <w:t xml:space="preserve">Dated samples of what was published (display photograph, website snapshot, or notice).</w:t>
       </w:r>
     </w:p>
     <w:p>
@@ -4132,101 +4126,7 @@
           <w:sz w:val="22"/>
           <w:szCs w:val="22"/>
         </w:rPr>
-        <w:t xml:space="preserve">Records showing ROM.1.h was followed for sampled cases.</w:t>
-      </w:r>
-    </w:p>
-    <w:p>
-      <w:pPr>
-        <w:pStyle w:val="ListParagraph"/>
-        <w:numPr>
-          <w:ilvl w:val="0"/>
-          <w:numId w:val="1"/>
-        </w:numPr>
-        <w:spacing w:after="60"/>
-      </w:pPr>
-      <w:r>
-        <w:rPr>
-          <w:sz w:val="22"/>
-          <w:szCs w:val="22"/>
-        </w:rPr>
-        <w:t xml:space="preserve">Written guidance / protocol referenced for this element (where required).</w:t>
-      </w:r>
-    </w:p>
-    <w:p>
-      <w:pPr>
-        <w:pStyle w:val="ListParagraph"/>
-        <w:numPr>
-          <w:ilvl w:val="0"/>
-          <w:numId w:val="1"/>
-        </w:numPr>
-        <w:spacing w:after="60"/>
-      </w:pPr>
-      <w:r>
-        <w:rPr>
-          <w:sz w:val="22"/>
-          <w:szCs w:val="22"/>
-        </w:rPr>
-        <w:t xml:space="preserve">Audit sample notes for ROM.1.h reviewed «quarterly».</w:t>
-      </w:r>
-    </w:p>
-    <w:p>
-      <w:pPr>
-        <w:pStyle w:val="Heading2"/>
-        <w:spacing w:after="100" w:before="220"/>
-      </w:pPr>
-      <w:r>
-        <w:t xml:space="preserve">ROM.1.i — Those responsible for governance inform the public of the quality and performance of services.</w:t>
-      </w:r>
-    </w:p>
-    <w:p>
-      <w:pPr>
-        <w:pStyle w:val="ListParagraph"/>
-        <w:numPr>
-          <w:ilvl w:val="0"/>
-          <w:numId w:val="1"/>
-        </w:numPr>
-        <w:spacing w:after="60"/>
-      </w:pPr>
-      <w:r>
-        <w:rPr>
-          <w:sz w:val="22"/>
-          <w:szCs w:val="22"/>
-        </w:rPr>
-        <w:t xml:space="preserve">Records showing ROM.1.i was followed for sampled cases.</w:t>
-      </w:r>
-    </w:p>
-    <w:p>
-      <w:pPr>
-        <w:pStyle w:val="ListParagraph"/>
-        <w:numPr>
-          <w:ilvl w:val="0"/>
-          <w:numId w:val="1"/>
-        </w:numPr>
-        <w:spacing w:after="60"/>
-      </w:pPr>
-      <w:r>
-        <w:rPr>
-          <w:sz w:val="22"/>
-          <w:szCs w:val="22"/>
-        </w:rPr>
-        <w:t xml:space="preserve">Written guidance / protocol referenced for this element (where required).</w:t>
-      </w:r>
-    </w:p>
-    <w:p>
-      <w:pPr>
-        <w:pStyle w:val="ListParagraph"/>
-        <w:numPr>
-          <w:ilvl w:val="0"/>
-          <w:numId w:val="1"/>
-        </w:numPr>
-        <w:spacing w:after="60"/>
-      </w:pPr>
-      <w:r>
-        <w:rPr>
-          <w:sz w:val="22"/>
-          <w:szCs w:val="22"/>
-        </w:rPr>
-        <w:t xml:space="preserve">Audit sample notes for ROM.1.i reviewed «quarterly».</w:t>
+        <w:t xml:space="preserve">Record of the feedback channel offered to the public and how it is publicised.</w:t>
       </w:r>
     </w:p>
     <w:p>

--- a/policies/build/preview_hco/HCO.ROM.1_v2_preview.docx
+++ b/policies/build/preview_hco/HCO.ROM.1_v2_preview.docx
@@ -692,7 +692,7 @@
           <w:sz w:val="22"/>
           <w:szCs w:val="22"/>
         </w:rPr>
-        <w:t xml:space="preserve">It covers objective elements ROM.1.a–i (9 elements).</w:t>
+        <w:t xml:space="preserve">This policy covers all 9 requirements under this standard, listed in detail below.</w:t>
       </w:r>
     </w:p>
     <w:p>
@@ -716,7 +716,7 @@
           <w:sz w:val="22"/>
           <w:szCs w:val="22"/>
         </w:rPr>
-        <w:t xml:space="preserve">This policy owns ROM.1. Related AAC, COP, MOM, PRE, IPC and PSQ duties stay with those policies — cross-reference only. Other ROM standards stay with their own policies.</w:t>
+        <w:t xml:space="preserve">This policy covers those responsible for governance specifically. Related duties — like patient assessment, clinical care, medication management, patient rights, infection control, or quality and safety monitoring — are covered in the hospital's other policies, not repeated here. Other ROM standards stay with their own policies.</w:t>
       </w:r>
     </w:p>
     <w:p>
@@ -761,19 +761,19 @@
           <w:sz w:val="22"/>
           <w:szCs w:val="22"/>
         </w:rPr>
-        <w:t xml:space="preserve">It covers 9 objective elements (ROM.1.a, ROM.1.b, ROM.1.c, ROM.1.d, ROM.1.e, ROM.1.f, ROM.1.g, ROM.1.h, ROM.1.i).</w:t>
-      </w:r>
-    </w:p>
-    <w:p>
-      <w:pPr>
-        <w:spacing w:after="140"/>
-      </w:pPr>
-      <w:r>
-        <w:rPr>
-          <w:sz w:val="22"/>
-          <w:szCs w:val="22"/>
-        </w:rPr>
-        <w:t xml:space="preserve">Boundaries: do not overwrite HCO AAC, COP, MOM, PRE, IPC or PSQ policies. Spell out abbreviations on first use in training materials. OE counts/levels/asterisks stay with the official portal Standards PDF. Method notes come from the Guidebook Interpretation paragraphs (scanned PDF md5 2c4489ee98de4ae9b49cba168ea9f42a).</w:t>
+        <w:t xml:space="preserve">This policy covers all 9 requirements under this standard, listed in detail below.</w:t>
+      </w:r>
+    </w:p>
+    <w:p>
+      <w:pPr>
+        <w:spacing w:after="140"/>
+      </w:pPr>
+      <w:r>
+        <w:rPr>
+          <w:sz w:val="22"/>
+          <w:szCs w:val="22"/>
+        </w:rPr>
+        <w:t xml:space="preserve">This policy covers those responsible for governance specifically. Related duties — like patient assessment, clinical care, medication management, patient rights, infection control, or quality and safety monitoring — are covered in the hospital's other policies, not repeated here. Spell out abbreviations on first use in training materials. OE counts/levels/asterisks stay with the official portal Standards PDF. Method notes come from the Guidebook Interpretation paragraphs (scanned PDF md5 2c4489ee98de4ae9b49cba168ea9f42a).</w:t>
       </w:r>
     </w:p>
     <w:p>
